--- a/az/scientists/CV/Word/Guliyeva_Aynur_CV_AZ.docx
+++ b/az/scientists/CV/Word/Guliyeva_Aynur_CV_AZ.docx
@@ -439,7 +439,7 @@
           <w:sz w:val="21"/>
           <w:szCs w:val="21"/>
         </w:rPr>
-        <w:t>Aynur Quliyeva 2024-cü ilin yanvarından Tarbesdə UTTOP / ENIT-də dosentdir. 2016–2019-cu illərdə Orlean Universitetində materiallar kimyası üzrə PhD, 2015–2016-cı illərdə Grenoble Alpes Universitetində qabaqcıl texnologiyalar üçün polimerlər üzrə Master 2, 2010–2014-cü illərdə Bakı Dövlət Universitetində kimya üzrə bakalavr dərəcəsi alıb. Kolmarda Lonza Capsugel-də alim, Parisdə PIMM, ENSAM-da elmi mühəndis və Delaver Universitetində postdoktorant olub. CV-də 8 dərc olunmuş məqalə göstərilir.</w:t>
+        <w:t>Aynur Quliyeva 2024-cü ilin yanvarından Tarbesdə UTTOP / ENIT-də dosentdir. 2016–2019-cu illərdə Orlean Universitetində materiallar kimyası üzrə PhD, 2015–2016-cı illərdə Grenoble Alpes Universitetində qabaqcıl texnologiyalar üçün polimerlər üzrə Master 2, 2010–2014-cü illərdə Bakı Dövlət Universitetində kimya üzrə bakalavr dərəcəsi alıb. Kolmarda Lonza Capsugel-də alim, Parisdə PIMM, ENSAM-da elmi mühəndis və Delaver Universitetində postdoktorant olub. 8 dərc olunmuş məqalə göstərilir.</w:t>
       </w:r>
     </w:p>
     <w:p>
@@ -1912,7 +1912,7 @@
                 <w:sz w:val="21"/>
                 <w:szCs w:val="21"/>
               </w:rPr>
-              <w:t>CV</w:t>
+              <w:t>Özü tərəfindən</w:t>
             </w:r>
           </w:p>
         </w:tc>
@@ -2016,7 +2016,7 @@
                 <w:sz w:val="21"/>
                 <w:szCs w:val="21"/>
               </w:rPr>
-              <w:t>CV</w:t>
+              <w:t>Özü tərəfindən</w:t>
             </w:r>
           </w:p>
         </w:tc>
@@ -2120,7 +2120,7 @@
                 <w:sz w:val="21"/>
                 <w:szCs w:val="21"/>
               </w:rPr>
-              <w:t>CV</w:t>
+              <w:t>Özü tərəfindən</w:t>
             </w:r>
           </w:p>
         </w:tc>
